--- a/Tai_lieu_SRS/03_Website_Quan_tri/03_Cong_tac_boi_thuong/Bieu_mau/Mau_38_BTNN_Template.docx
+++ b/Tai_lieu_SRS/03_Website_Quan_tri/03_Cong_tac_boi_thuong/Bieu_mau/Mau_38_BTNN_Template.docx
@@ -192,9 +192,24 @@
     </w:p>
     <w:p>
       <w:pPr>
+        <w:spacing w:after="120" w:line="276" w:lineRule="auto"/>
+        <w:ind w:firstLine="567"/>
         <w:jc w:val="both"/>
+      </w:pPr>
+      <w:r>
+        <w:rPr>
+          <w:i/>
+          <w:sz w:val="28"/>
+          <w:szCs w:val="28"/>
+        </w:rPr>
+        <w:t xml:space="preserve">Căn cứ khoản 4a, Điều 65 Luật Trách nhiệm bồi thường của Nhà nước số 10/2017/QH14 (đã được sửa đổi, bổ sung bởi Luật số 15/2026/QH16);</w:t>
+      </w:r>
+    </w:p>
+    <w:p>
+      <w:pPr>
+        <w:spacing w:after="120" w:line="276" w:lineRule="auto"/>
         <w:ind w:firstLine="567"/>
-        <w:spacing w:after="120" w:line="276" w:lineRule="auto"/>
+        <w:jc w:val="both"/>
       </w:pPr>
       <w:r>
         <w:rPr>
@@ -202,148 +217,176 @@
           <w:sz w:val="28"/>
           <w:szCs w:val="28"/>
         </w:rPr>
-        <w:t xml:space="preserve">Căn cứ khoản 4a Điều 65 Luật Trách nhiệm bồi thường của Nhà nước số 10/2017/QH14 (đã được sửa đổi, bổ sung bởi Luật số 15/2026/QH16);</w:t>
-      </w:r>
-    </w:p>
-    <w:p>
-      <w:pPr>
+        <w:t xml:space="preserve">Căn cứ Quyết định giải quyết bồi thường số ##SoQDGiaiQuyetBoiThuong## ngày ##NgayQDGiaiQuyetBoiThuong## đối với vụ việc yêu cầu bồi thường của ##TenNguoiYeuCauBoiThuong##;</w:t>
+      </w:r>
+    </w:p>
+    <w:p>
+      <w:pPr>
+        <w:spacing w:after="120" w:line="276" w:lineRule="auto"/>
+        <w:ind w:firstLine="567"/>
         <w:jc w:val="both"/>
+      </w:pPr>
+      <w:r>
+        <w:rPr>
+          <w:i/>
+          <w:sz w:val="28"/>
+          <w:szCs w:val="28"/>
+        </w:rPr>
+        <w:t xml:space="preserve">Căn cứ Quyết định hoàn trả số ##SoQDHoanTra## ngày ##NgayQDHoanTra##;</w:t>
+      </w:r>
+    </w:p>
+    <w:p>
+      <w:pPr>
+        <w:spacing w:after="120" w:line="276" w:lineRule="auto"/>
+        <w:jc w:val="center"/>
+      </w:pPr>
+      <w:r>
+        <w:rPr>
+          <w:b/>
+          <w:sz w:val="28"/>
+          <w:szCs w:val="28"/>
+        </w:rPr>
+        <w:t xml:space="preserve">QUYẾT ĐỊNH:</w:t>
+      </w:r>
+    </w:p>
+    <w:p>
+      <w:pPr>
+        <w:spacing w:after="120" w:line="276" w:lineRule="auto"/>
         <w:ind w:firstLine="567"/>
-        <w:spacing w:after="120" w:line="276" w:lineRule="auto"/>
-      </w:pPr>
-      <w:r>
-        <w:rPr>
-          <w:i/>
-          <w:sz w:val="28"/>
-          <w:szCs w:val="28"/>
-        </w:rPr>
-        <w:t xml:space="preserve">Căn cứ Quyết định hoàn trả số ##SoQDHoanTraGoc## ngày ##NgayQDHoanTraGoc## (hoặc Quyết định giải quyết bồi thường số ##SoQDGiaiQuyetDaChiTra##);</w:t>
-      </w:r>
-    </w:p>
-    <w:p>
-      <w:pPr>
-        <w:jc w:val="center"/>
-        <w:spacing w:after="120" w:line="276" w:lineRule="auto"/>
-      </w:pPr>
-      <w:r>
-        <w:rPr>
-          <w:b/>
-          <w:sz w:val="28"/>
-          <w:szCs w:val="28"/>
-        </w:rPr>
-        <w:t xml:space="preserve">QUYẾT ĐỊNH:</w:t>
-      </w:r>
-    </w:p>
-    <w:p>
-      <w:pPr>
         <w:jc w:val="both"/>
+      </w:pPr>
+      <w:r>
+        <w:rPr>
+          <w:sz w:val="28"/>
+          <w:szCs w:val="28"/>
+        </w:rPr>
+        <w:t xml:space="preserve">Điều 1. Miễn hoàn trả cho Ông/Bà ##TenNguoiThiHanhCongVu## như sau:</w:t>
+      </w:r>
+    </w:p>
+    <w:p>
+      <w:pPr>
+        <w:spacing w:after="120" w:line="276" w:lineRule="auto"/>
         <w:ind w:firstLine="567"/>
-        <w:spacing w:after="120" w:line="276" w:lineRule="auto"/>
-      </w:pPr>
-      <w:r>
-        <w:rPr>
-          <w:sz w:val="28"/>
-          <w:szCs w:val="28"/>
-        </w:rPr>
-        <w:t xml:space="preserve">Điều 1. Miễn hoàn trả cho Ông/Bà ##TenNguoiThiHanhCongVu## như sau:</w:t>
-      </w:r>
-    </w:p>
-    <w:p>
-      <w:pPr>
         <w:jc w:val="both"/>
+      </w:pPr>
+      <w:r>
+        <w:rPr>
+          <w:sz w:val="28"/>
+          <w:szCs w:val="28"/>
+        </w:rPr>
+        <w:t xml:space="preserve">- Mức độ lỗi: ##MucDoLoi##</w:t>
+      </w:r>
+    </w:p>
+    <w:p>
+      <w:pPr>
+        <w:spacing w:after="120" w:line="276" w:lineRule="auto"/>
         <w:ind w:firstLine="567"/>
-        <w:spacing w:after="120" w:line="276" w:lineRule="auto"/>
-      </w:pPr>
-      <w:r>
-        <w:rPr>
-          <w:sz w:val="28"/>
-          <w:szCs w:val="28"/>
-        </w:rPr>
-        <w:t xml:space="preserve">- Mức độ lỗi: ##MucDoLoi##;</w:t>
-      </w:r>
-    </w:p>
-    <w:p>
-      <w:pPr>
         <w:jc w:val="both"/>
+      </w:pPr>
+      <w:r>
+        <w:rPr>
+          <w:sz w:val="28"/>
+          <w:szCs w:val="28"/>
+        </w:rPr>
+        <w:t xml:space="preserve">- Số tiền phải hoàn trả theo Quyết định hoàn trả số ##SoQDHoanTra## ngày ##NgayQDHoanTra##: ##SoTienHoanTraBanDau## đồng</w:t>
+      </w:r>
+    </w:p>
+    <w:p>
+      <w:pPr>
+        <w:spacing w:after="120" w:line="276" w:lineRule="auto"/>
         <w:ind w:firstLine="567"/>
-        <w:spacing w:after="120" w:line="276" w:lineRule="auto"/>
-      </w:pPr>
-      <w:r>
-        <w:rPr>
-          <w:sz w:val="28"/>
-          <w:szCs w:val="28"/>
-        </w:rPr>
-        <w:t xml:space="preserve">- Số tiền phải hoàn trả theo Quyết định cũ: ##SoTienHoanTraBanDau## đồng (Bằng chữ: ##SoTienHoanTraBanDauBangChu##);</w:t>
-      </w:r>
-    </w:p>
-    <w:p>
-      <w:pPr>
         <w:jc w:val="both"/>
+      </w:pPr>
+      <w:r>
+        <w:rPr>
+          <w:sz w:val="28"/>
+          <w:szCs w:val="28"/>
+        </w:rPr>
+        <w:t xml:space="preserve">(Bằng chữ ##SoTienHoanTraBanDauBangChu##)</w:t>
+      </w:r>
+    </w:p>
+    <w:p>
+      <w:pPr>
+        <w:spacing w:after="120" w:line="276" w:lineRule="auto"/>
         <w:ind w:firstLine="567"/>
-        <w:spacing w:after="120" w:line="276" w:lineRule="auto"/>
-      </w:pPr>
-      <w:r>
-        <w:rPr>
-          <w:sz w:val="28"/>
-          <w:szCs w:val="28"/>
-        </w:rPr>
-        <w:t xml:space="preserve">- Phương thức hoàn trả: ##PhuongThucHoanTra##;</w:t>
-      </w:r>
-    </w:p>
-    <w:p>
-      <w:pPr>
         <w:jc w:val="both"/>
+      </w:pPr>
+      <w:r>
+        <w:rPr>
+          <w:sz w:val="28"/>
+          <w:szCs w:val="28"/>
+        </w:rPr>
+        <w:t xml:space="preserve">- Phương thức hoàn trả: ##PhuongThucHoanTra##</w:t>
+      </w:r>
+    </w:p>
+    <w:p>
+      <w:pPr>
+        <w:spacing w:after="120" w:line="276" w:lineRule="auto"/>
         <w:ind w:firstLine="567"/>
-        <w:spacing w:after="120" w:line="276" w:lineRule="auto"/>
-      </w:pPr>
-      <w:r>
-        <w:rPr>
-          <w:sz w:val="28"/>
-          <w:szCs w:val="28"/>
-        </w:rPr>
-        <w:t xml:space="preserve">- Số tiền hoàn trả được miễn: ##SoTienHoanTraDuocMien## đồng;</w:t>
-      </w:r>
-    </w:p>
-    <w:p>
-      <w:pPr>
         <w:jc w:val="both"/>
+      </w:pPr>
+      <w:r>
+        <w:rPr>
+          <w:sz w:val="28"/>
+          <w:szCs w:val="28"/>
+        </w:rPr>
+        <w:t xml:space="preserve">- Số tiền hoàn trả được miễn: ##SoTienHoanTraDuocMien## đồng</w:t>
+      </w:r>
+    </w:p>
+    <w:p>
+      <w:pPr>
+        <w:spacing w:after="120" w:line="276" w:lineRule="auto"/>
         <w:ind w:firstLine="567"/>
-        <w:spacing w:after="120" w:line="276" w:lineRule="auto"/>
-      </w:pPr>
-      <w:r>
-        <w:rPr>
-          <w:sz w:val="28"/>
-          <w:szCs w:val="28"/>
-        </w:rPr>
-        <w:t xml:space="preserve">- Số tiền còn phải hoàn trả: 0 VNĐ (Bằng chữ: Không đồng).</w:t>
-      </w:r>
-    </w:p>
-    <w:p>
-      <w:pPr>
         <w:jc w:val="both"/>
+      </w:pPr>
+      <w:r>
+        <w:rPr>
+          <w:sz w:val="28"/>
+          <w:szCs w:val="28"/>
+        </w:rPr>
+        <w:t xml:space="preserve">- Số tiền còn phải hoàn trả: 0 VNĐ</w:t>
+      </w:r>
+    </w:p>
+    <w:p>
+      <w:pPr>
+        <w:spacing w:after="120" w:line="276" w:lineRule="auto"/>
         <w:ind w:firstLine="567"/>
-        <w:spacing w:after="120" w:line="276" w:lineRule="auto"/>
-      </w:pPr>
-      <w:r>
-        <w:rPr>
-          <w:sz w:val="28"/>
-          <w:szCs w:val="28"/>
-        </w:rPr>
-        <w:t xml:space="preserve">Lý do miễn hoàn trả: ##LyDoMienHoanTra##.</w:t>
-      </w:r>
-    </w:p>
-    <w:p>
-      <w:pPr>
         <w:jc w:val="both"/>
+      </w:pPr>
+      <w:r>
+        <w:rPr>
+          <w:sz w:val="28"/>
+          <w:szCs w:val="28"/>
+        </w:rPr>
+        <w:t xml:space="preserve">(Bằng chữ: không đồng).</w:t>
+      </w:r>
+    </w:p>
+    <w:p>
+      <w:pPr>
+        <w:spacing w:after="120" w:line="276" w:lineRule="auto"/>
         <w:ind w:firstLine="567"/>
-        <w:spacing w:after="120" w:line="276" w:lineRule="auto"/>
-      </w:pPr>
-      <w:r>
-        <w:rPr>
-          <w:sz w:val="28"/>
-          <w:szCs w:val="28"/>
-        </w:rPr>
-        <w:t xml:space="preserve">Điều 2. Quyết định này có hiệu lực kể từ ngày ký. Ông/Bà có tên tại Điều 1 Quyết định này và các cơ quan, tổ chức có liên quan chịu trách nhiệm thi hành Quyết định này./.</w:t>
+        <w:jc w:val="both"/>
+      </w:pPr>
+      <w:r>
+        <w:rPr>
+          <w:sz w:val="28"/>
+          <w:szCs w:val="28"/>
+        </w:rPr>
+        <w:t xml:space="preserve">Lý do miễn hoàn trả ##LyDoMienHoanTra##</w:t>
+      </w:r>
+    </w:p>
+    <w:p>
+      <w:pPr>
+        <w:spacing w:after="120" w:line="276" w:lineRule="auto"/>
+        <w:ind w:firstLine="567"/>
+        <w:jc w:val="both"/>
+      </w:pPr>
+      <w:r>
+        <w:rPr>
+          <w:sz w:val="28"/>
+          <w:szCs w:val="28"/>
+        </w:rPr>
+        <w:t xml:space="preserve">Điều 2. Quyết định này có hiệu lực kể từ ngày ký. Ông/Bà có tên tại Điều 1 Quyết định này và các cơ quan, tổ chức có liên quan chịu trách nhiệm thi hành Quyết định này.</w:t>
       </w:r>
     </w:p>
     <w:tbl>
@@ -427,7 +470,7 @@
                 <w:sz w:val="28"/>
                 <w:szCs w:val="28"/>
               </w:rPr>
-              <w:t>##ChucVuNguoiDungDau##</w:t>
+              <w:t>##ChucVuNguoiKy##</w:t>
             </w:r>
           </w:p>
           <w:p>
@@ -440,7 +483,7 @@
                 <w:sz w:val="26"/>
                 <w:szCs w:val="26"/>
               </w:rPr>
-              <w:t>(Ký, ghi rõ họ tên, đóng dấu)</w:t>
+              <w:t>(Ký, ghi rõ họ tên và đóng dấu)</w:t>
             </w:r>
           </w:p>
           <w:p>

--- a/Tai_lieu_SRS/03_Website_Quan_tri/03_Cong_tac_boi_thuong/Bieu_mau/Mau_38_BTNN_Template.docx
+++ b/Tai_lieu_SRS/03_Website_Quan_tri/03_Cong_tac_boi_thuong/Bieu_mau/Mau_38_BTNN_Template.docx
@@ -260,7 +260,35 @@
           <w:sz w:val="28"/>
           <w:szCs w:val="28"/>
         </w:rPr>
-        <w:t xml:space="preserve">Điều 1. Miễn hoàn trả cho Ông/Bà ##TenNguoiThiHanhCongVu## như sau:</w:t>
+        <w:t xml:space="preserve">Điều 1.</w:t>
+      </w:r>
+    </w:p>
+    <w:p>
+      <w:pPr>
+        <w:spacing w:after="120" w:line="276" w:lineRule="auto"/>
+        <w:ind w:firstLine="567"/>
+        <w:jc w:val="both"/>
+      </w:pPr>
+      <w:r>
+        <w:rPr>
+          <w:sz w:val="28"/>
+          <w:szCs w:val="28"/>
+        </w:rPr>
+        <w:t xml:space="preserve">##BatDauKhoiCanBo##</w:t>
+      </w:r>
+    </w:p>
+    <w:p>
+      <w:pPr>
+        <w:spacing w:after="120" w:line="276" w:lineRule="auto"/>
+        <w:ind w:firstLine="567"/>
+        <w:jc w:val="both"/>
+      </w:pPr>
+      <w:r>
+        <w:rPr>
+          <w:sz w:val="28"/>
+          <w:szCs w:val="28"/>
+        </w:rPr>
+        <w:t xml:space="preserve">##SttCanBo##. Miễn hoàn trả cho Ông/Bà ##TenNguoiThiHanhCongVu## như sau:</w:t>
       </w:r>
     </w:p>
     <w:p>
@@ -373,6 +401,20 @@
           <w:szCs w:val="28"/>
         </w:rPr>
         <w:t xml:space="preserve">Lý do miễn hoàn trả ##LyDoMienHoanTra##</w:t>
+      </w:r>
+    </w:p>
+    <w:p>
+      <w:pPr>
+        <w:spacing w:after="120" w:line="276" w:lineRule="auto"/>
+        <w:ind w:firstLine="567"/>
+        <w:jc w:val="both"/>
+      </w:pPr>
+      <w:r>
+        <w:rPr>
+          <w:sz w:val="28"/>
+          <w:szCs w:val="28"/>
+        </w:rPr>
+        <w:t xml:space="preserve">##KetThucKhoiCanBo##</w:t>
       </w:r>
     </w:p>
     <w:p>
